--- a/weekly-plans/PE-Weekly-Plan-Sept-8-11-2026-Soccer.docx
+++ b/weekly-plans/PE-Weekly-Plan-Sept-8-11-2026-Soccer.docx
@@ -15,7 +15,7 @@
         <w:rPr>
           <w:b w:val="0"/>
         </w:rPr>
-        <w:t>EIPS calendar: Mon Sept 7 = Labour Day (no school). Teaching days: Tue–Fri (use Days 1–3 for three PE blocks; Day 3 can stretch if you have four).</w:t>
+        <w:t>EIPS calendar: Mon Sept 7 = Labour Day (no school). Teaching days: Tue–Fri (Days 1–3 core; Day 3 can stretch if you have four blocks).</w:t>
       </w:r>
     </w:p>
     <w:p>
@@ -38,37 +38,49 @@
       <w:r>
         <w:t xml:space="preserve">Playbook: </w:t>
       </w:r>
-      <w:r>
-        <w:rPr>
-          <w:color w:val="0556C6"/>
-          <w:u w:val="single"/>
-        </w:rPr>
-        <w:t>https://scaemrfung.github.io/pe-playbook/</w:t>
-      </w:r>
+      <w:hyperlink r:id="rId9">
+        <w:r>
+          <w:rPr>
+            <w:color w:val="0563C1"/>
+            <w:u w:val="single"/>
+            <w:sz w:val="22"/>
+            <w:rFonts w:ascii="Calibri" w:hAnsi="Calibri"/>
+          </w:rPr>
+          <w:t>SCA PE Playbook</w:t>
+        </w:r>
+      </w:hyperlink>
     </w:p>
     <w:p>
       <w:r>
         <w:t xml:space="preserve">House rules: </w:t>
       </w:r>
-      <w:r>
-        <w:rPr>
-          <w:color w:val="0556C6"/>
-          <w:u w:val="single"/>
-        </w:rPr>
-        <w:t>https://scaemrfung.github.io/pe-playbook/how.html</w:t>
-      </w:r>
+      <w:hyperlink r:id="rId10">
+        <w:r>
+          <w:rPr>
+            <w:color w:val="0563C1"/>
+            <w:u w:val="single"/>
+            <w:sz w:val="22"/>
+            <w:rFonts w:ascii="Calibri" w:hAnsi="Calibri"/>
+          </w:rPr>
+          <w:t>How to use / house rules</w:t>
+        </w:r>
+      </w:hyperlink>
     </w:p>
     <w:p>
       <w:r>
         <w:t xml:space="preserve">September month: </w:t>
       </w:r>
-      <w:r>
-        <w:rPr>
-          <w:color w:val="0556C6"/>
-          <w:u w:val="single"/>
-        </w:rPr>
-        <w:t>https://scaemrfung.github.io/pe-playbook/month.html?m=september</w:t>
-      </w:r>
+      <w:hyperlink r:id="rId11">
+        <w:r>
+          <w:rPr>
+            <w:color w:val="0563C1"/>
+            <w:u w:val="single"/>
+            <w:sz w:val="22"/>
+            <w:rFonts w:ascii="Calibri" w:hAnsi="Calibri"/>
+          </w:rPr>
+          <w:t>September month page</w:t>
+        </w:r>
+      </w:hyperlink>
     </w:p>
     <w:p>
       <w:r>
@@ -155,6 +167,198 @@
         <w:pStyle w:val="Heading2"/>
       </w:pPr>
       <w:r>
+        <w:t>Game &amp; activity links used this week</w:t>
+      </w:r>
+    </w:p>
+    <w:p>
+      <w:r>
+        <w:rPr>
+          <w:b w:val="0"/>
+        </w:rPr>
+        <w:t>Click any link for a demo or refresher:</w:t>
+      </w:r>
+    </w:p>
+    <w:p>
+      <w:r>
+        <w:t xml:space="preserve">Knock ’em Downers: </w:t>
+      </w:r>
+      <w:hyperlink r:id="rId12">
+        <w:r>
+          <w:rPr>
+            <w:color w:val="0563C1"/>
+            <w:u w:val="single"/>
+            <w:sz w:val="22"/>
+            <w:rFonts w:ascii="Calibri" w:hAnsi="Calibri"/>
+          </w:rPr>
+          <w:t>PhysEdGames — Knock ’em Downers</w:t>
+        </w:r>
+      </w:hyperlink>
+    </w:p>
+    <w:p>
+      <w:r>
+        <w:t xml:space="preserve">Foosball Soccer: </w:t>
+      </w:r>
+      <w:hyperlink r:id="rId13">
+        <w:r>
+          <w:rPr>
+            <w:color w:val="0563C1"/>
+            <w:u w:val="single"/>
+            <w:sz w:val="22"/>
+            <w:rFonts w:ascii="Calibri" w:hAnsi="Calibri"/>
+          </w:rPr>
+          <w:t>PhysEdGames — Foosball Soccer</w:t>
+        </w:r>
+      </w:hyperlink>
+    </w:p>
+    <w:p>
+      <w:r>
+        <w:t xml:space="preserve">Through the Gates / Sept playbook: </w:t>
+      </w:r>
+      <w:hyperlink r:id="rId11">
+        <w:r>
+          <w:rPr>
+            <w:color w:val="0563C1"/>
+            <w:u w:val="single"/>
+            <w:sz w:val="22"/>
+            <w:rFonts w:ascii="Calibri" w:hAnsi="Calibri"/>
+          </w:rPr>
+          <w:t>September month page</w:t>
+        </w:r>
+      </w:hyperlink>
+    </w:p>
+    <w:p>
+      <w:r>
+        <w:t xml:space="preserve">End Wall Soccer: </w:t>
+      </w:r>
+      <w:hyperlink r:id="rId14">
+        <w:r>
+          <w:rPr>
+            <w:color w:val="0563C1"/>
+            <w:u w:val="single"/>
+            <w:sz w:val="22"/>
+            <w:rFonts w:ascii="Calibri" w:hAnsi="Calibri"/>
+          </w:rPr>
+          <w:t>YouTube — End Wall Soccer</w:t>
+        </w:r>
+      </w:hyperlink>
+    </w:p>
+    <w:p>
+      <w:r>
+        <w:t xml:space="preserve">Rob the Nest: </w:t>
+      </w:r>
+      <w:hyperlink r:id="rId15">
+        <w:r>
+          <w:rPr>
+            <w:color w:val="0563C1"/>
+            <w:u w:val="single"/>
+            <w:sz w:val="22"/>
+            <w:rFonts w:ascii="Calibri" w:hAnsi="Calibri"/>
+          </w:rPr>
+          <w:t>YouTube — Rob the Nest</w:t>
+        </w:r>
+      </w:hyperlink>
+    </w:p>
+    <w:p>
+      <w:r>
+        <w:t xml:space="preserve">Freeze Dance warm-up (optional): </w:t>
+      </w:r>
+      <w:hyperlink r:id="rId16">
+        <w:r>
+          <w:rPr>
+            <w:color w:val="0563C1"/>
+            <w:u w:val="single"/>
+            <w:sz w:val="22"/>
+            <w:rFonts w:ascii="Calibri" w:hAnsi="Calibri"/>
+          </w:rPr>
+          <w:t>YouTube — Freeze Dance</w:t>
+        </w:r>
+      </w:hyperlink>
+    </w:p>
+    <w:p>
+      <w:r>
+        <w:t xml:space="preserve">The Food Chain warm-up (optional): </w:t>
+      </w:r>
+      <w:hyperlink r:id="rId17">
+        <w:r>
+          <w:rPr>
+            <w:color w:val="0563C1"/>
+            <w:u w:val="single"/>
+            <w:sz w:val="22"/>
+            <w:rFonts w:ascii="Calibri" w:hAnsi="Calibri"/>
+          </w:rPr>
+          <w:t>YouTube — The Food Chain</w:t>
+        </w:r>
+      </w:hyperlink>
+    </w:p>
+    <w:p>
+      <w:r>
+        <w:t xml:space="preserve">PhysEdGames channel: </w:t>
+      </w:r>
+      <w:hyperlink r:id="rId18">
+        <w:r>
+          <w:rPr>
+            <w:color w:val="0563C1"/>
+            <w:u w:val="single"/>
+            <w:sz w:val="22"/>
+            <w:rFonts w:ascii="Calibri" w:hAnsi="Calibri"/>
+          </w:rPr>
+          <w:t>@physedgames</w:t>
+        </w:r>
+      </w:hyperlink>
+    </w:p>
+    <w:p>
+      <w:r>
+        <w:t xml:space="preserve">Coach Gelardi: </w:t>
+      </w:r>
+      <w:hyperlink r:id="rId19">
+        <w:r>
+          <w:rPr>
+            <w:color w:val="0563C1"/>
+            <w:u w:val="single"/>
+            <w:sz w:val="22"/>
+            <w:rFonts w:ascii="Calibri" w:hAnsi="Calibri"/>
+          </w:rPr>
+          <w:t>@CoachGelardi</w:t>
+        </w:r>
+      </w:hyperlink>
+    </w:p>
+    <w:p>
+      <w:r>
+        <w:t xml:space="preserve">Prime Coaching Sport: </w:t>
+      </w:r>
+      <w:hyperlink r:id="rId20">
+        <w:r>
+          <w:rPr>
+            <w:color w:val="0563C1"/>
+            <w:u w:val="single"/>
+            <w:sz w:val="22"/>
+            <w:rFonts w:ascii="Calibri" w:hAnsi="Calibri"/>
+          </w:rPr>
+          <w:t>@PrimeCoachingSport</w:t>
+        </w:r>
+      </w:hyperlink>
+    </w:p>
+    <w:p>
+      <w:r>
+        <w:t xml:space="preserve">Daly Exercise: </w:t>
+      </w:r>
+      <w:hyperlink r:id="rId21">
+        <w:r>
+          <w:rPr>
+            <w:color w:val="0563C1"/>
+            <w:u w:val="single"/>
+            <w:sz w:val="22"/>
+            <w:rFonts w:ascii="Calibri" w:hAnsi="Calibri"/>
+          </w:rPr>
+          <w:t>@Daly-Exercise</w:t>
+        </w:r>
+      </w:hyperlink>
+    </w:p>
+    <w:p>
+      <w:pPr>
+        <w:pStyle w:val="Heading2"/>
+      </w:pPr>
+      <w:r>
         <w:t>Grades 1–2</w:t>
       </w:r>
     </w:p>
@@ -179,7 +383,7 @@
         <w:rPr>
           <w:b w:val="0"/>
         </w:rPr>
-        <w:t>wu: Jog the line (walk OK). Freeze on whistle.</w:t>
+        <w:t>wu: Jog the line (walk OK). Freeze on whistle. Optional: short Freeze Dance–style follow if you want music.</w:t>
       </w:r>
     </w:p>
     <w:p>
@@ -205,6 +409,53 @@
         </w:rPr>
         <w:t>cd: Name one gym rule + one soccer rule.</w:t>
       </w:r>
+    </w:p>
+    <w:p>
+      <w:r>
+        <w:rPr>
+          <w:b/>
+        </w:rPr>
+        <w:t xml:space="preserve">Links: </w:t>
+      </w:r>
+      <w:hyperlink r:id="rId11">
+        <w:r>
+          <w:rPr>
+            <w:color w:val="0563C1"/>
+            <w:u w:val="single"/>
+            <w:sz w:val="22"/>
+            <w:rFonts w:ascii="Calibri" w:hAnsi="Calibri"/>
+          </w:rPr>
+          <w:t>September playbook</w:t>
+        </w:r>
+      </w:hyperlink>
+      <w:r>
+        <w:t xml:space="preserve"> · </w:t>
+      </w:r>
+      <w:hyperlink r:id="rId10">
+        <w:r>
+          <w:rPr>
+            <w:color w:val="0563C1"/>
+            <w:u w:val="single"/>
+            <w:sz w:val="22"/>
+            <w:rFonts w:ascii="Calibri" w:hAnsi="Calibri"/>
+          </w:rPr>
+          <w:t>House rules</w:t>
+        </w:r>
+      </w:hyperlink>
+      <w:r>
+        <w:t xml:space="preserve"> · </w:t>
+      </w:r>
+      <w:hyperlink r:id="rId16">
+        <w:r>
+          <w:rPr>
+            <w:color w:val="0563C1"/>
+            <w:u w:val="single"/>
+            <w:sz w:val="22"/>
+            <w:rFonts w:ascii="Calibri" w:hAnsi="Calibri"/>
+          </w:rPr>
+          <w:t>Freeze Dance (optional)</w:t>
+        </w:r>
+      </w:hyperlink>
     </w:p>
     <w:p>
       <w:r>
@@ -251,6 +502,25 @@
         <w:rPr>
           <w:b/>
         </w:rPr>
+        <w:t xml:space="preserve">Links: </w:t>
+      </w:r>
+      <w:hyperlink r:id="rId10">
+        <w:r>
+          <w:rPr>
+            <w:color w:val="0563C1"/>
+            <w:u w:val="single"/>
+            <w:sz w:val="22"/>
+            <w:rFonts w:ascii="Calibri" w:hAnsi="Calibri"/>
+          </w:rPr>
+          <w:t>House rules / stay-in</w:t>
+        </w:r>
+      </w:hyperlink>
+    </w:p>
+    <w:p>
+      <w:r>
+        <w:rPr>
+          <w:b/>
+        </w:rPr>
         <w:t>Day 3 · Thu/Fri · Wide gates</w:t>
       </w:r>
     </w:p>
@@ -285,6 +555,39 @@
         </w:rPr>
         <w:t>cd: Which foot did more work?</w:t>
       </w:r>
+    </w:p>
+    <w:p>
+      <w:r>
+        <w:rPr>
+          <w:b/>
+        </w:rPr>
+        <w:t xml:space="preserve">Links: </w:t>
+      </w:r>
+      <w:hyperlink r:id="rId11">
+        <w:r>
+          <w:rPr>
+            <w:color w:val="0563C1"/>
+            <w:u w:val="single"/>
+            <w:sz w:val="22"/>
+            <w:rFonts w:ascii="Calibri" w:hAnsi="Calibri"/>
+          </w:rPr>
+          <w:t>September playbook</w:t>
+        </w:r>
+      </w:hyperlink>
+      <w:r>
+        <w:t xml:space="preserve"> · </w:t>
+      </w:r>
+      <w:hyperlink r:id="rId12">
+        <w:r>
+          <w:rPr>
+            <w:color w:val="0563C1"/>
+            <w:u w:val="single"/>
+            <w:sz w:val="22"/>
+            <w:rFonts w:ascii="Calibri" w:hAnsi="Calibri"/>
+          </w:rPr>
+          <w:t>Knock ’em Downers</w:t>
+        </w:r>
+      </w:hyperlink>
     </w:p>
     <w:p>
       <w:r>
@@ -355,6 +658,39 @@
         <w:rPr>
           <w:b/>
         </w:rPr>
+        <w:t xml:space="preserve">Links: </w:t>
+      </w:r>
+      <w:hyperlink r:id="rId11">
+        <w:r>
+          <w:rPr>
+            <w:color w:val="0563C1"/>
+            <w:u w:val="single"/>
+            <w:sz w:val="22"/>
+            <w:rFonts w:ascii="Calibri" w:hAnsi="Calibri"/>
+          </w:rPr>
+          <w:t>September playbook</w:t>
+        </w:r>
+      </w:hyperlink>
+      <w:r>
+        <w:t xml:space="preserve"> · </w:t>
+      </w:r>
+      <w:hyperlink r:id="rId10">
+        <w:r>
+          <w:rPr>
+            <w:color w:val="0563C1"/>
+            <w:u w:val="single"/>
+            <w:sz w:val="22"/>
+            <w:rFonts w:ascii="Calibri" w:hAnsi="Calibri"/>
+          </w:rPr>
+          <w:t>House rules</w:t>
+        </w:r>
+      </w:hyperlink>
+    </w:p>
+    <w:p>
+      <w:r>
+        <w:rPr>
+          <w:b/>
+        </w:rPr>
         <w:t>Day 2 · Wed (early dismissal) · Gate pass</w:t>
       </w:r>
     </w:p>
@@ -389,6 +725,39 @@
         </w:rPr>
         <w:t>cd: Accuracy shout-out (not power).</w:t>
       </w:r>
+    </w:p>
+    <w:p>
+      <w:r>
+        <w:rPr>
+          <w:b/>
+        </w:rPr>
+        <w:t xml:space="preserve">Links: </w:t>
+      </w:r>
+      <w:hyperlink r:id="rId11">
+        <w:r>
+          <w:rPr>
+            <w:color w:val="0563C1"/>
+            <w:u w:val="single"/>
+            <w:sz w:val="22"/>
+            <w:rFonts w:ascii="Calibri" w:hAnsi="Calibri"/>
+          </w:rPr>
+          <w:t>September playbook</w:t>
+        </w:r>
+      </w:hyperlink>
+      <w:r>
+        <w:t xml:space="preserve"> · </w:t>
+      </w:r>
+      <w:hyperlink r:id="rId22">
+        <w:r>
+          <w:rPr>
+            <w:color w:val="0563C1"/>
+            <w:u w:val="single"/>
+            <w:sz w:val="22"/>
+            <w:rFonts w:ascii="Calibri" w:hAnsi="Calibri"/>
+          </w:rPr>
+          <w:t>4 vs 1 shape</w:t>
+        </w:r>
+      </w:hyperlink>
     </w:p>
     <w:p>
       <w:r>
@@ -433,6 +802,25 @@
     <w:p>
       <w:r>
         <w:rPr>
+          <w:b/>
+        </w:rPr>
+        <w:t xml:space="preserve">Links: </w:t>
+      </w:r>
+      <w:hyperlink r:id="rId15">
+        <w:r>
+          <w:rPr>
+            <w:color w:val="0563C1"/>
+            <w:u w:val="single"/>
+            <w:sz w:val="22"/>
+            <w:rFonts w:ascii="Calibri" w:hAnsi="Calibri"/>
+          </w:rPr>
+          <w:t>Rob the Nest</w:t>
+        </w:r>
+      </w:hyperlink>
+    </w:p>
+    <w:p>
+      <w:r>
+        <w:rPr>
           <w:b w:val="0"/>
         </w:rPr>
         <w:t>Look-fors (3–4): feet-only trap, plant foot, move after pass, fair rotate in 3v1.</w:t>
@@ -467,7 +855,7 @@
         <w:rPr>
           <w:b w:val="0"/>
         </w:rPr>
-        <w:t>wu: Gelardi-style 2–3 min follow-along or jog + freeze.</w:t>
+        <w:t>wu: Short teacher-led warm-up or jog + freeze (optional Food Chain / Freeze Dance style).</w:t>
       </w:r>
     </w:p>
     <w:p>
@@ -493,6 +881,39 @@
         </w:rPr>
         <w:t>cd: Class soccer promises (below knee, no slide).</w:t>
       </w:r>
+    </w:p>
+    <w:p>
+      <w:r>
+        <w:rPr>
+          <w:b/>
+        </w:rPr>
+        <w:t xml:space="preserve">Links: </w:t>
+      </w:r>
+      <w:hyperlink r:id="rId17">
+        <w:r>
+          <w:rPr>
+            <w:color w:val="0563C1"/>
+            <w:u w:val="single"/>
+            <w:sz w:val="22"/>
+            <w:rFonts w:ascii="Calibri" w:hAnsi="Calibri"/>
+          </w:rPr>
+          <w:t>The Food Chain (optional)</w:t>
+        </w:r>
+      </w:hyperlink>
+      <w:r>
+        <w:t xml:space="preserve"> · </w:t>
+      </w:r>
+      <w:hyperlink r:id="rId10">
+        <w:r>
+          <w:rPr>
+            <w:color w:val="0563C1"/>
+            <w:u w:val="single"/>
+            <w:sz w:val="22"/>
+            <w:rFonts w:ascii="Calibri" w:hAnsi="Calibri"/>
+          </w:rPr>
+          <w:t>House rules</w:t>
+        </w:r>
+      </w:hyperlink>
     </w:p>
     <w:p>
       <w:r>
@@ -539,6 +960,25 @@
         <w:rPr>
           <w:b/>
         </w:rPr>
+        <w:t xml:space="preserve">Links: </w:t>
+      </w:r>
+      <w:hyperlink r:id="rId22">
+        <w:r>
+          <w:rPr>
+            <w:color w:val="0563C1"/>
+            <w:u w:val="single"/>
+            <w:sz w:val="22"/>
+            <w:rFonts w:ascii="Calibri" w:hAnsi="Calibri"/>
+          </w:rPr>
+          <w:t>4 vs 1 / keep-away</w:t>
+        </w:r>
+      </w:hyperlink>
+    </w:p>
+    <w:p>
+      <w:r>
+        <w:rPr>
+          <w:b/>
+        </w:rPr>
         <w:t>Day 3 · Thu/Fri · Foosball Soccer closer</w:t>
       </w:r>
     </w:p>
@@ -577,9 +1017,1062 @@
     <w:p>
       <w:r>
         <w:rPr>
+          <w:b/>
+        </w:rPr>
+        <w:t xml:space="preserve">Links: </w:t>
+      </w:r>
+      <w:hyperlink r:id="rId13">
+        <w:r>
+          <w:rPr>
+            <w:color w:val="0563C1"/>
+            <w:u w:val="single"/>
+            <w:sz w:val="22"/>
+            <w:rFonts w:ascii="Calibri" w:hAnsi="Calibri"/>
+          </w:rPr>
+          <w:t>Foosball Soccer</w:t>
+        </w:r>
+      </w:hyperlink>
+      <w:r>
+        <w:t xml:space="preserve"> · </w:t>
+      </w:r>
+      <w:hyperlink r:id="rId14">
+        <w:r>
+          <w:rPr>
+            <w:color w:val="0563C1"/>
+            <w:u w:val="single"/>
+            <w:sz w:val="22"/>
+            <w:rFonts w:ascii="Calibri" w:hAnsi="Calibri"/>
+          </w:rPr>
+          <w:t>End Wall Soccer (alt closer)</w:t>
+        </w:r>
+      </w:hyperlink>
+    </w:p>
+    <w:p>
+      <w:r>
+        <w:rPr>
           <w:b w:val="0"/>
         </w:rPr>
         <w:t>Look-fors (5–6): weaker foot attempts, move after pass, leadership as “light”/ref, linked rows stay kind.</w:t>
+      </w:r>
+    </w:p>
+    <w:p>
+      <w:pPr>
+        <w:pStyle w:val="Heading2"/>
+      </w:pPr>
+      <w:r>
+        <w:rPr>
+          <w:rFonts w:ascii="Calibri" w:hAnsi="Calibri"/>
+          <w:b w:val="0"/>
+          <w:sz w:val="22"/>
+        </w:rPr>
+        <w:t>Suggested Outcome &amp; Assessment for the Week</w:t>
+      </w:r>
+    </w:p>
+    <w:p>
+      <w:r>
+        <w:rPr>
+          <w:rFonts w:ascii="Calibri" w:hAnsi="Calibri"/>
+          <w:b w:val="0"/>
+          <w:sz w:val="22"/>
+        </w:rPr>
+        <w:t>Suggested for teacher use. This week has teaching days Tue–Fri only (Mon Sept 7 = Labour Day), and Wednesday is an early dismissal, so the Wed lesson is a light, one-criterion check. Wording is based on the PEW organizing ideas above (Movement Skill Development · Safety · Active Living · Healthy Relationships); confirm exact LearnAlberta outcome wording before report cards. Everything below comes from this week’s lessons.</w:t>
+      </w:r>
+    </w:p>
+    <w:p>
+      <w:r>
+        <w:rPr>
+          <w:rFonts w:ascii="Calibri" w:hAnsi="Calibri"/>
+          <w:b/>
+          <w:sz w:val="22"/>
+        </w:rPr>
+        <w:t>Suggested weekly learning outcome</w:t>
+      </w:r>
+    </w:p>
+    <w:p>
+      <w:r>
+        <w:rPr>
+          <w:rFonts w:ascii="Calibri" w:hAnsi="Calibri"/>
+          <w:b w:val="0"/>
+          <w:sz w:val="22"/>
+        </w:rPr>
+        <w:t>I can control a soccer ball with soft touches while I move, stop (trap) it softly, and send it to a gate or partner, while playing stay-in games safely and kindly with my classmates. (Grades 5–6 also use the weaker foot and take leadership roles.)</w:t>
+      </w:r>
+    </w:p>
+    <w:p>
+      <w:r>
+        <w:rPr>
+          <w:rFonts w:ascii="Calibri" w:hAnsi="Calibri"/>
+          <w:b/>
+          <w:sz w:val="22"/>
+        </w:rPr>
+        <w:t>Rubric — Beginning / Developing / Proficient / Extending</w:t>
+      </w:r>
+    </w:p>
+    <w:tbl>
+      <w:tblPr>
+        <w:tblStyle w:val="TableGrid"/>
+        <w:tblW w:type="auto" w:w="0"/>
+        <w:jc w:val="center"/>
+        <w:tblLayout w:type="fixed"/>
+        <w:tblLook w:firstColumn="1" w:firstRow="1" w:lastColumn="0" w:lastRow="0" w:noHBand="0" w:noVBand="1" w:val="04A0"/>
+        <w:tblLayout w:type="fixed"/>
+      </w:tblPr>
+      <w:tblGrid>
+        <w:gridCol w:w="1500"/>
+        <w:gridCol w:w="1800"/>
+        <w:gridCol w:w="1900"/>
+        <w:gridCol w:w="1900"/>
+        <w:gridCol w:w="1900"/>
+      </w:tblGrid>
+      <w:tr>
+        <w:trPr>
+          <w:tblHeader/>
+        </w:trPr>
+        <w:tc>
+          <w:tcPr>
+            <w:tcW w:type="dxa" w:w="1500"/>
+            <w:shd w:val="clear" w:color="auto" w:fill="D9D9D9"/>
+          </w:tcPr>
+          <w:p>
+            <w:r>
+              <w:rPr>
+                <w:rFonts w:ascii="Calibri" w:hAnsi="Calibri"/>
+                <w:b/>
+                <w:sz w:val="19"/>
+              </w:rPr>
+              <w:t>Criterion</w:t>
+            </w:r>
+          </w:p>
+        </w:tc>
+        <w:tc>
+          <w:tcPr>
+            <w:tcW w:type="dxa" w:w="1800"/>
+            <w:shd w:val="clear" w:color="auto" w:fill="D9D9D9"/>
+          </w:tcPr>
+          <w:p>
+            <w:r>
+              <w:rPr>
+                <w:rFonts w:ascii="Calibri" w:hAnsi="Calibri"/>
+                <w:b/>
+                <w:sz w:val="19"/>
+              </w:rPr>
+              <w:t>Beginning</w:t>
+            </w:r>
+          </w:p>
+        </w:tc>
+        <w:tc>
+          <w:tcPr>
+            <w:tcW w:type="dxa" w:w="1900"/>
+            <w:shd w:val="clear" w:color="auto" w:fill="D9D9D9"/>
+          </w:tcPr>
+          <w:p>
+            <w:r>
+              <w:rPr>
+                <w:rFonts w:ascii="Calibri" w:hAnsi="Calibri"/>
+                <w:b/>
+                <w:sz w:val="19"/>
+              </w:rPr>
+              <w:t>Developing</w:t>
+            </w:r>
+          </w:p>
+        </w:tc>
+        <w:tc>
+          <w:tcPr>
+            <w:tcW w:type="dxa" w:w="1900"/>
+            <w:shd w:val="clear" w:color="auto" w:fill="D9D9D9"/>
+          </w:tcPr>
+          <w:p>
+            <w:r>
+              <w:rPr>
+                <w:rFonts w:ascii="Calibri" w:hAnsi="Calibri"/>
+                <w:b/>
+                <w:sz w:val="19"/>
+              </w:rPr>
+              <w:t>Proficient</w:t>
+            </w:r>
+          </w:p>
+        </w:tc>
+        <w:tc>
+          <w:tcPr>
+            <w:tcW w:type="dxa" w:w="1900"/>
+            <w:shd w:val="clear" w:color="auto" w:fill="D9D9D9"/>
+          </w:tcPr>
+          <w:p>
+            <w:r>
+              <w:rPr>
+                <w:rFonts w:ascii="Calibri" w:hAnsi="Calibri"/>
+                <w:b/>
+                <w:sz w:val="19"/>
+              </w:rPr>
+              <w:t>Extending</w:t>
+            </w:r>
+          </w:p>
+        </w:tc>
+      </w:tr>
+      <w:tr>
+        <w:trPr>
+          <w:cantSplit/>
+        </w:trPr>
+        <w:tc>
+          <w:tcPr>
+            <w:tcW w:type="dxa" w:w="1500"/>
+            <w:shd w:val="clear" w:color="auto" w:fill="F2F2F2"/>
+          </w:tcPr>
+          <w:p>
+            <w:r>
+              <w:rPr>
+                <w:rFonts w:ascii="Calibri" w:hAnsi="Calibri"/>
+                <w:b/>
+                <w:sz w:val="19"/>
+              </w:rPr>
+              <w:t>1. Dribble with soft touches</w:t>
+            </w:r>
+          </w:p>
+        </w:tc>
+        <w:tc>
+          <w:tcPr>
+            <w:tcW w:type="dxa" w:w="1800"/>
+          </w:tcPr>
+          <w:p>
+            <w:r>
+              <w:rPr>
+                <w:rFonts w:ascii="Calibri" w:hAnsi="Calibri"/>
+                <w:b w:val="0"/>
+                <w:sz w:val="19"/>
+              </w:rPr>
+              <w:t>Ball often gets away from the feet; head stays down; needs frequent reminders for soft touches.</w:t>
+            </w:r>
+          </w:p>
+        </w:tc>
+        <w:tc>
+          <w:tcPr>
+            <w:tcW w:type="dxa" w:w="1900"/>
+          </w:tcPr>
+          <w:p>
+            <w:r>
+              <w:rPr>
+                <w:rFonts w:ascii="Calibri" w:hAnsi="Calibri"/>
+                <w:b w:val="0"/>
+                <w:sz w:val="19"/>
+              </w:rPr>
+              <w:t>Keeps the ball close some of the time; looks up now and then; soft touches with reminders.</w:t>
+            </w:r>
+          </w:p>
+        </w:tc>
+        <w:tc>
+          <w:tcPr>
+            <w:tcW w:type="dxa" w:w="1900"/>
+          </w:tcPr>
+          <w:p>
+            <w:r>
+              <w:rPr>
+                <w:rFonts w:ascii="Calibri" w:hAnsi="Calibri"/>
+                <w:b w:val="0"/>
+                <w:sz w:val="19"/>
+              </w:rPr>
+              <w:t>Keeps the ball close with soft touches and looks up while dribbling (pace for the grade band).</w:t>
+            </w:r>
+          </w:p>
+        </w:tc>
+        <w:tc>
+          <w:tcPr>
+            <w:tcW w:type="dxa" w:w="1900"/>
+          </w:tcPr>
+          <w:p>
+            <w:r>
+              <w:rPr>
+                <w:rFonts w:ascii="Calibri" w:hAnsi="Calibri"/>
+                <w:b w:val="0"/>
+                <w:sz w:val="19"/>
+              </w:rPr>
+              <w:t>Dribbles softly with head up in the games as well as the drills, and can show or explain the cue to a partner.</w:t>
+            </w:r>
+          </w:p>
+        </w:tc>
+      </w:tr>
+      <w:tr>
+        <w:trPr>
+          <w:cantSplit/>
+        </w:trPr>
+        <w:tc>
+          <w:tcPr>
+            <w:tcW w:type="dxa" w:w="1500"/>
+            <w:shd w:val="clear" w:color="auto" w:fill="F2F2F2"/>
+          </w:tcPr>
+          <w:p>
+            <w:r>
+              <w:rPr>
+                <w:rFonts w:ascii="Calibri" w:hAnsi="Calibri"/>
+                <w:b/>
+                <w:sz w:val="19"/>
+              </w:rPr>
+              <w:t>2. Trap (stop) the ball softly</w:t>
+            </w:r>
+          </w:p>
+        </w:tc>
+        <w:tc>
+          <w:tcPr>
+            <w:tcW w:type="dxa" w:w="1800"/>
+          </w:tcPr>
+          <w:p>
+            <w:r>
+              <w:rPr>
+                <w:rFonts w:ascii="Calibri" w:hAnsi="Calibri"/>
+                <w:b w:val="0"/>
+                <w:sz w:val="19"/>
+              </w:rPr>
+              <w:t>Does not yet stop the ball on the freeze signal or pass; it rolls or bounces away.</w:t>
+            </w:r>
+          </w:p>
+        </w:tc>
+        <w:tc>
+          <w:tcPr>
+            <w:tcW w:type="dxa" w:w="1900"/>
+          </w:tcPr>
+          <w:p>
+            <w:r>
+              <w:rPr>
+                <w:rFonts w:ascii="Calibri" w:hAnsi="Calibri"/>
+                <w:b w:val="0"/>
+                <w:sz w:val="19"/>
+              </w:rPr>
+              <w:t>Stops the ball some of the time; needs a reminder to freeze/trap or the ball escapes.</w:t>
+            </w:r>
+          </w:p>
+        </w:tc>
+        <w:tc>
+          <w:tcPr>
+            <w:tcW w:type="dxa" w:w="1900"/>
+          </w:tcPr>
+          <w:p>
+            <w:r>
+              <w:rPr>
+                <w:rFonts w:ascii="Calibri" w:hAnsi="Calibri"/>
+                <w:b w:val="0"/>
+                <w:sz w:val="19"/>
+              </w:rPr>
+              <w:t>Stops the ball softly on the freeze signal or a gentle roll/pass so it stays close.</w:t>
+            </w:r>
+          </w:p>
+        </w:tc>
+        <w:tc>
+          <w:tcPr>
+            <w:tcW w:type="dxa" w:w="1900"/>
+          </w:tcPr>
+          <w:p>
+            <w:r>
+              <w:rPr>
+                <w:rFonts w:ascii="Calibri" w:hAnsi="Calibri"/>
+                <w:b w:val="0"/>
+                <w:sz w:val="19"/>
+              </w:rPr>
+              <w:t>Traps softly every time, also while moving or in the game, and is ready for the next touch.</w:t>
+            </w:r>
+          </w:p>
+        </w:tc>
+      </w:tr>
+      <w:tr>
+        <w:trPr>
+          <w:cantSplit/>
+        </w:trPr>
+        <w:tc>
+          <w:tcPr>
+            <w:tcW w:type="dxa" w:w="1500"/>
+            <w:shd w:val="clear" w:color="auto" w:fill="F2F2F2"/>
+          </w:tcPr>
+          <w:p>
+            <w:r>
+              <w:rPr>
+                <w:rFonts w:ascii="Calibri" w:hAnsi="Calibri"/>
+                <w:b/>
+                <w:sz w:val="19"/>
+              </w:rPr>
+              <w:t>3. Soft touches and passes through gates</w:t>
+            </w:r>
+          </w:p>
+        </w:tc>
+        <w:tc>
+          <w:tcPr>
+            <w:tcW w:type="dxa" w:w="1800"/>
+          </w:tcPr>
+          <w:p>
+            <w:r>
+              <w:rPr>
+                <w:rFonts w:ascii="Calibri" w:hAnsi="Calibri"/>
+                <w:b w:val="0"/>
+                <w:sz w:val="19"/>
+              </w:rPr>
+              <w:t>Touches or passes are hard or off-line; needs help with foot placement.</w:t>
+            </w:r>
+          </w:p>
+        </w:tc>
+        <w:tc>
+          <w:tcPr>
+            <w:tcW w:type="dxa" w:w="1900"/>
+          </w:tcPr>
+          <w:p>
+            <w:r>
+              <w:rPr>
+                <w:rFonts w:ascii="Calibri" w:hAnsi="Calibri"/>
+                <w:b w:val="0"/>
+                <w:sz w:val="19"/>
+              </w:rPr>
+              <w:t>Soft and accurate some of the time; plant foot beside the ball (Gr 3–6) only with reminders.</w:t>
+            </w:r>
+          </w:p>
+        </w:tc>
+        <w:tc>
+          <w:tcPr>
+            <w:tcW w:type="dxa" w:w="1900"/>
+          </w:tcPr>
+          <w:p>
+            <w:r>
+              <w:rPr>
+                <w:rFonts w:ascii="Calibri" w:hAnsi="Calibri"/>
+                <w:b w:val="0"/>
+                <w:sz w:val="19"/>
+              </w:rPr>
+              <w:t>Soft, accurate touches/passes through the gate — accuracy over power (see grade-band look-fors).</w:t>
+            </w:r>
+          </w:p>
+        </w:tc>
+        <w:tc>
+          <w:tcPr>
+            <w:tcW w:type="dxa" w:w="1900"/>
+          </w:tcPr>
+          <w:p>
+            <w:r>
+              <w:rPr>
+                <w:rFonts w:ascii="Calibri" w:hAnsi="Calibri"/>
+                <w:b w:val="0"/>
+                <w:sz w:val="19"/>
+              </w:rPr>
+              <w:t>Accurate in the game as well as the drill; Gr 5–6 also use the weaker foot or a one-touch trap-pass.</w:t>
+            </w:r>
+          </w:p>
+        </w:tc>
+      </w:tr>
+      <w:tr>
+        <w:trPr>
+          <w:cantSplit/>
+        </w:trPr>
+        <w:tc>
+          <w:tcPr>
+            <w:tcW w:type="dxa" w:w="1500"/>
+            <w:shd w:val="clear" w:color="auto" w:fill="F2F2F2"/>
+          </w:tcPr>
+          <w:p>
+            <w:r>
+              <w:rPr>
+                <w:rFonts w:ascii="Calibri" w:hAnsi="Calibri"/>
+                <w:b/>
+                <w:sz w:val="19"/>
+              </w:rPr>
+              <w:t>4. Safe, kind, stay-in play</w:t>
+            </w:r>
+          </w:p>
+        </w:tc>
+        <w:tc>
+          <w:tcPr>
+            <w:tcW w:type="dxa" w:w="1800"/>
+          </w:tcPr>
+          <w:p>
+            <w:r>
+              <w:rPr>
+                <w:rFonts w:ascii="Calibri" w:hAnsi="Calibri"/>
+                <w:b w:val="0"/>
+                <w:sz w:val="19"/>
+              </w:rPr>
+              <w:t>Needs frequent reminders: tags too hard, unkind words, or does not come back in after the stretch.</w:t>
+            </w:r>
+          </w:p>
+        </w:tc>
+        <w:tc>
+          <w:tcPr>
+            <w:tcW w:type="dxa" w:w="1900"/>
+          </w:tcPr>
+          <w:p>
+            <w:r>
+              <w:rPr>
+                <w:rFonts w:ascii="Calibri" w:hAnsi="Calibri"/>
+                <w:b w:val="0"/>
+                <w:sz w:val="19"/>
+              </w:rPr>
+              <w:t>Usually soft tag and kind language; sometimes needs a reminder to stretch/10-count and rejoin.</w:t>
+            </w:r>
+          </w:p>
+        </w:tc>
+        <w:tc>
+          <w:tcPr>
+            <w:tcW w:type="dxa" w:w="1900"/>
+          </w:tcPr>
+          <w:p>
+            <w:r>
+              <w:rPr>
+                <w:rFonts w:ascii="Calibri" w:hAnsi="Calibri"/>
+                <w:b w:val="0"/>
+                <w:sz w:val="19"/>
+              </w:rPr>
+              <w:t>Soft tag, kind language, and stretch/hospital/10-count then back in — every time. Rotates fairly.</w:t>
+            </w:r>
+          </w:p>
+        </w:tc>
+        <w:tc>
+          <w:tcPr>
+            <w:tcW w:type="dxa" w:w="1900"/>
+          </w:tcPr>
+          <w:p>
+            <w:r>
+              <w:rPr>
+                <w:rFonts w:ascii="Calibri" w:hAnsi="Calibri"/>
+                <w:b w:val="0"/>
+                <w:sz w:val="19"/>
+              </w:rPr>
+              <w:t>Models this and helps others; Gr 5–6 lead well as the “light”, ref, or in linked rows.</w:t>
+            </w:r>
+          </w:p>
+        </w:tc>
+      </w:tr>
+    </w:tbl>
+    <w:p>
+      <w:r>
+        <w:rPr>
+          <w:rFonts w:ascii="Calibri" w:hAnsi="Calibri"/>
+          <w:b/>
+          <w:sz w:val="22"/>
+        </w:rPr>
+        <w:t>Look-fors by grade band (what Proficient looks like in each band’s lessons)</w:t>
+      </w:r>
+    </w:p>
+    <w:tbl>
+      <w:tblPr>
+        <w:tblStyle w:val="TableGrid"/>
+        <w:tblW w:type="auto" w:w="0"/>
+        <w:jc w:val="center"/>
+        <w:tblLayout w:type="fixed"/>
+        <w:tblLook w:firstColumn="1" w:firstRow="1" w:lastColumn="0" w:lastRow="0" w:noHBand="0" w:noVBand="1" w:val="04A0"/>
+        <w:tblLayout w:type="fixed"/>
+      </w:tblPr>
+      <w:tblGrid>
+        <w:gridCol w:w="1500"/>
+        <w:gridCol w:w="2500"/>
+        <w:gridCol w:w="2500"/>
+        <w:gridCol w:w="2500"/>
+      </w:tblGrid>
+      <w:tr>
+        <w:trPr>
+          <w:tblHeader/>
+        </w:trPr>
+        <w:tc>
+          <w:tcPr>
+            <w:tcW w:type="dxa" w:w="1500"/>
+            <w:shd w:val="clear" w:color="auto" w:fill="D9D9D9"/>
+          </w:tcPr>
+          <w:p>
+            <w:r>
+              <w:rPr>
+                <w:rFonts w:ascii="Calibri" w:hAnsi="Calibri"/>
+                <w:b/>
+                <w:sz w:val="19"/>
+              </w:rPr>
+              <w:t>Criterion</w:t>
+            </w:r>
+          </w:p>
+        </w:tc>
+        <w:tc>
+          <w:tcPr>
+            <w:tcW w:type="dxa" w:w="2500"/>
+            <w:shd w:val="clear" w:color="auto" w:fill="D9D9D9"/>
+          </w:tcPr>
+          <w:p>
+            <w:r>
+              <w:rPr>
+                <w:rFonts w:ascii="Calibri" w:hAnsi="Calibri"/>
+                <w:b/>
+                <w:sz w:val="19"/>
+              </w:rPr>
+              <w:t>Grades 1–2</w:t>
+            </w:r>
+          </w:p>
+        </w:tc>
+        <w:tc>
+          <w:tcPr>
+            <w:tcW w:type="dxa" w:w="2500"/>
+            <w:shd w:val="clear" w:color="auto" w:fill="D9D9D9"/>
+          </w:tcPr>
+          <w:p>
+            <w:r>
+              <w:rPr>
+                <w:rFonts w:ascii="Calibri" w:hAnsi="Calibri"/>
+                <w:b/>
+                <w:sz w:val="19"/>
+              </w:rPr>
+              <w:t>Grades 3–4</w:t>
+            </w:r>
+          </w:p>
+        </w:tc>
+        <w:tc>
+          <w:tcPr>
+            <w:tcW w:type="dxa" w:w="2500"/>
+            <w:shd w:val="clear" w:color="auto" w:fill="D9D9D9"/>
+          </w:tcPr>
+          <w:p>
+            <w:r>
+              <w:rPr>
+                <w:rFonts w:ascii="Calibri" w:hAnsi="Calibri"/>
+                <w:b/>
+                <w:sz w:val="19"/>
+              </w:rPr>
+              <w:t>Grades 5–6</w:t>
+            </w:r>
+          </w:p>
+        </w:tc>
+      </w:tr>
+      <w:tr>
+        <w:trPr>
+          <w:cantSplit/>
+        </w:trPr>
+        <w:tc>
+          <w:tcPr>
+            <w:tcW w:type="dxa" w:w="1500"/>
+            <w:shd w:val="clear" w:color="auto" w:fill="F2F2F2"/>
+          </w:tcPr>
+          <w:p>
+            <w:r>
+              <w:rPr>
+                <w:rFonts w:ascii="Calibri" w:hAnsi="Calibri"/>
+                <w:b/>
+                <w:sz w:val="19"/>
+              </w:rPr>
+              <w:t>1. Dribble with soft touches</w:t>
+            </w:r>
+          </w:p>
+        </w:tc>
+        <w:tc>
+          <w:tcPr>
+            <w:tcW w:type="dxa" w:w="2500"/>
+          </w:tcPr>
+          <w:p>
+            <w:r>
+              <w:rPr>
+                <w:rFonts w:ascii="Calibri" w:hAnsi="Calibri"/>
+                <w:b w:val="0"/>
+                <w:sz w:val="19"/>
+              </w:rPr>
+              <w:t>Walk-dribble with a ball; ball stays close; freeze on whistle.</w:t>
+            </w:r>
+          </w:p>
+        </w:tc>
+        <w:tc>
+          <w:tcPr>
+            <w:tcW w:type="dxa" w:w="2500"/>
+          </w:tcPr>
+          <w:p>
+            <w:r>
+              <w:rPr>
+                <w:rFonts w:ascii="Calibri" w:hAnsi="Calibri"/>
+                <w:b w:val="0"/>
+                <w:sz w:val="19"/>
+              </w:rPr>
+              <w:t>Jog-dribble with the ball close and head up; feet-only control.</w:t>
+            </w:r>
+          </w:p>
+        </w:tc>
+        <w:tc>
+          <w:tcPr>
+            <w:tcW w:type="dxa" w:w="2500"/>
+          </w:tcPr>
+          <w:p>
+            <w:r>
+              <w:rPr>
+                <w:rFonts w:ascii="Calibri" w:hAnsi="Calibri"/>
+                <w:b w:val="0"/>
+                <w:sz w:val="19"/>
+              </w:rPr>
+              <w:t>Jog-dribble with head up; change direction after each trap.</w:t>
+            </w:r>
+          </w:p>
+        </w:tc>
+      </w:tr>
+      <w:tr>
+        <w:trPr>
+          <w:cantSplit/>
+        </w:trPr>
+        <w:tc>
+          <w:tcPr>
+            <w:tcW w:type="dxa" w:w="1500"/>
+            <w:shd w:val="clear" w:color="auto" w:fill="F2F2F2"/>
+          </w:tcPr>
+          <w:p>
+            <w:r>
+              <w:rPr>
+                <w:rFonts w:ascii="Calibri" w:hAnsi="Calibri"/>
+                <w:b/>
+                <w:sz w:val="19"/>
+              </w:rPr>
+              <w:t>2. Trap (stop) the ball softly</w:t>
+            </w:r>
+          </w:p>
+        </w:tc>
+        <w:tc>
+          <w:tcPr>
+            <w:tcW w:type="dxa" w:w="2500"/>
+          </w:tcPr>
+          <w:p>
+            <w:r>
+              <w:rPr>
+                <w:rFonts w:ascii="Calibri" w:hAnsi="Calibri"/>
+                <w:b w:val="0"/>
+                <w:sz w:val="19"/>
+              </w:rPr>
+              <w:t>Freeze = trap (Red Light with ball); sole trap of a gentle roll; hands may help.</w:t>
+            </w:r>
+          </w:p>
+        </w:tc>
+        <w:tc>
+          <w:tcPr>
+            <w:tcW w:type="dxa" w:w="2500"/>
+          </w:tcPr>
+          <w:p>
+            <w:r>
+              <w:rPr>
+                <w:rFonts w:ascii="Calibri" w:hAnsi="Calibri"/>
+                <w:b w:val="0"/>
+                <w:sz w:val="19"/>
+              </w:rPr>
+              <w:t>Freeze = feet-only trap (Red Light with ball).</w:t>
+            </w:r>
+          </w:p>
+        </w:tc>
+        <w:tc>
+          <w:tcPr>
+            <w:tcW w:type="dxa" w:w="2500"/>
+          </w:tcPr>
+          <w:p>
+            <w:r>
+              <w:rPr>
+                <w:rFonts w:ascii="Calibri" w:hAnsi="Calibri"/>
+                <w:b w:val="0"/>
+                <w:sz w:val="19"/>
+              </w:rPr>
+              <w:t>Traps and changes direction after each trap; one-touch trap-pass if ready.</w:t>
+            </w:r>
+          </w:p>
+        </w:tc>
+      </w:tr>
+      <w:tr>
+        <w:trPr>
+          <w:cantSplit/>
+        </w:trPr>
+        <w:tc>
+          <w:tcPr>
+            <w:tcW w:type="dxa" w:w="1500"/>
+            <w:shd w:val="clear" w:color="auto" w:fill="F2F2F2"/>
+          </w:tcPr>
+          <w:p>
+            <w:r>
+              <w:rPr>
+                <w:rFonts w:ascii="Calibri" w:hAnsi="Calibri"/>
+                <w:b/>
+                <w:sz w:val="19"/>
+              </w:rPr>
+              <w:t>3. Soft touches and passes through gates</w:t>
+            </w:r>
+          </w:p>
+        </w:tc>
+        <w:tc>
+          <w:tcPr>
+            <w:tcW w:type="dxa" w:w="2500"/>
+          </w:tcPr>
+          <w:p>
+            <w:r>
+              <w:rPr>
+                <w:rFonts w:ascii="Calibri" w:hAnsi="Calibri"/>
+                <w:b w:val="0"/>
+                <w:sz w:val="19"/>
+              </w:rPr>
+              <w:t>Soft touches through wide cone gates; Through the Gates in pairs (walk).</w:t>
+            </w:r>
+          </w:p>
+        </w:tc>
+        <w:tc>
+          <w:tcPr>
+            <w:tcW w:type="dxa" w:w="2500"/>
+          </w:tcPr>
+          <w:p>
+            <w:r>
+              <w:rPr>
+                <w:rFonts w:ascii="Calibri" w:hAnsi="Calibri"/>
+                <w:b w:val="0"/>
+                <w:sz w:val="19"/>
+              </w:rPr>
+              <w:t>Inside-foot pass through a standard gate, plant foot beside the ball; then pass and move 3 steps to a new cone.</w:t>
+            </w:r>
+          </w:p>
+        </w:tc>
+        <w:tc>
+          <w:tcPr>
+            <w:tcW w:type="dxa" w:w="2500"/>
+          </w:tcPr>
+          <w:p>
+            <w:r>
+              <w:rPr>
+                <w:rFonts w:ascii="Calibri" w:hAnsi="Calibri"/>
+                <w:b w:val="0"/>
+                <w:sz w:val="19"/>
+              </w:rPr>
+              <w:t>Gate passing; weaker foot once each in the bump-pass; Foosball Soccer weaker-foot round.</w:t>
+            </w:r>
+          </w:p>
+        </w:tc>
+      </w:tr>
+      <w:tr>
+        <w:trPr>
+          <w:cantSplit/>
+        </w:trPr>
+        <w:tc>
+          <w:tcPr>
+            <w:tcW w:type="dxa" w:w="1500"/>
+            <w:shd w:val="clear" w:color="auto" w:fill="F2F2F2"/>
+          </w:tcPr>
+          <w:p>
+            <w:r>
+              <w:rPr>
+                <w:rFonts w:ascii="Calibri" w:hAnsi="Calibri"/>
+                <w:b/>
+                <w:sz w:val="19"/>
+              </w:rPr>
+              <w:t>4. Safe, kind, stay-in play</w:t>
+            </w:r>
+          </w:p>
+        </w:tc>
+        <w:tc>
+          <w:tcPr>
+            <w:tcW w:type="dxa" w:w="2500"/>
+          </w:tcPr>
+          <w:p>
+            <w:r>
+              <w:rPr>
+                <w:rFonts w:ascii="Calibri" w:hAnsi="Calibri"/>
+                <w:b w:val="0"/>
+                <w:sz w:val="19"/>
+              </w:rPr>
+              <w:t>Soft shark / Hospital Tag: 10-count stretch, then back in; few taggers.</w:t>
+            </w:r>
+          </w:p>
+        </w:tc>
+        <w:tc>
+          <w:tcPr>
+            <w:tcW w:type="dxa" w:w="2500"/>
+          </w:tcPr>
+          <w:p>
+            <w:r>
+              <w:rPr>
+                <w:rFonts w:ascii="Calibri" w:hAnsi="Calibri"/>
+                <w:b w:val="0"/>
+                <w:sz w:val="19"/>
+              </w:rPr>
+              <w:t>Soft shark and tag = stretch, then back; fair rotation of the “1” in 3v1.</w:t>
+            </w:r>
+          </w:p>
+        </w:tc>
+        <w:tc>
+          <w:tcPr>
+            <w:tcW w:type="dxa" w:w="2500"/>
+          </w:tcPr>
+          <w:p>
+            <w:r>
+              <w:rPr>
+                <w:rFonts w:ascii="Calibri" w:hAnsi="Calibri"/>
+                <w:b w:val="0"/>
+                <w:sz w:val="19"/>
+              </w:rPr>
+              <w:t>Soft shark → stretch, then back; linked rows stay kind (Foosball Soccer); student “light”/ref roles.</w:t>
+            </w:r>
+          </w:p>
+        </w:tc>
+      </w:tr>
+    </w:tbl>
+    <w:p>
+      <w:r>
+        <w:rPr>
+          <w:rFonts w:ascii="Calibri" w:hAnsi="Calibri"/>
+          <w:b/>
+          <w:sz w:val="22"/>
+        </w:rPr>
+        <w:t>Assessment suggestions</w:t>
+      </w:r>
+    </w:p>
+    <w:p>
+      <w:r>
+        <w:rPr>
+          <w:rFonts w:ascii="Calibri" w:hAnsi="Calibri"/>
+          <w:b w:val="0"/>
+          <w:sz w:val="22"/>
+        </w:rPr>
+        <w:t>Where to observe each criterion:</w:t>
+      </w:r>
+    </w:p>
+    <w:p>
+      <w:pPr>
+        <w:pStyle w:val="ListBullet"/>
+      </w:pPr>
+      <w:r>
+        <w:rPr>
+          <w:rFonts w:ascii="Calibri" w:hAnsi="Calibri"/>
+          <w:b w:val="0"/>
+          <w:sz w:val="22"/>
+        </w:rPr>
+        <w:t>Day 1 (Tue): Criteria 1, 2 and 4 — watch Red Light with ball (freeze = trap) and the soft-shark tag.</w:t>
+      </w:r>
+    </w:p>
+    <w:p>
+      <w:pPr>
+        <w:pStyle w:val="ListBullet"/>
+      </w:pPr>
+      <w:r>
+        <w:rPr>
+          <w:rFonts w:ascii="Calibri" w:hAnsi="Calibri"/>
+          <w:b w:val="0"/>
+          <w:sz w:val="22"/>
+        </w:rPr>
+        <w:t>Day 2 (Wed, early dismissal): one criterion only. Gr 1–2: Criterion 2 during the sole trap. Gr 3–4 and 5–6: Criterion 3 during the gate pass / partner bump-pass.</w:t>
+      </w:r>
+    </w:p>
+    <w:p>
+      <w:pPr>
+        <w:pStyle w:val="ListBullet"/>
+      </w:pPr>
+      <w:r>
+        <w:rPr>
+          <w:rFonts w:ascii="Calibri" w:hAnsi="Calibri"/>
+          <w:b w:val="0"/>
+          <w:sz w:val="22"/>
+        </w:rPr>
+        <w:t>Day 3 (Thu/Fri): Criterion 3 (gates, then pass and move; weaker foot for Gr 5–6) and a second look at Criterion 1; Criterion 4 during Knock ’em Downers (Gr 1–2), Rob the Nest (Gr 3–4) or Foosball Soccer (Gr 5–6).</w:t>
+      </w:r>
+    </w:p>
+    <w:p>
+      <w:r>
+        <w:rPr>
+          <w:rFonts w:ascii="Calibri" w:hAnsi="Calibri"/>
+          <w:b w:val="0"/>
+          <w:sz w:val="22"/>
+        </w:rPr>
+        <w:t>Quick checklist (mark B / D / P / E beside each name on your class list; a few students per lesson is enough):</w:t>
+      </w:r>
+    </w:p>
+    <w:p>
+      <w:r>
+        <w:rPr>
+          <w:rFonts w:ascii="Calibri" w:hAnsi="Calibri"/>
+          <w:b w:val="0"/>
+          <w:sz w:val="22"/>
+        </w:rPr>
+        <w:t>[ ] 1. Dribble with soft touches</w:t>
+      </w:r>
+    </w:p>
+    <w:p>
+      <w:r>
+        <w:rPr>
+          <w:rFonts w:ascii="Calibri" w:hAnsi="Calibri"/>
+          <w:b w:val="0"/>
+          <w:sz w:val="22"/>
+        </w:rPr>
+        <w:t>[ ] 2. Trap (stop) the ball softly</w:t>
+      </w:r>
+    </w:p>
+    <w:p>
+      <w:r>
+        <w:rPr>
+          <w:rFonts w:ascii="Calibri" w:hAnsi="Calibri"/>
+          <w:b w:val="0"/>
+          <w:sz w:val="22"/>
+        </w:rPr>
+        <w:t>[ ] 3. Soft touches and passes through gates</w:t>
+      </w:r>
+    </w:p>
+    <w:p>
+      <w:r>
+        <w:rPr>
+          <w:rFonts w:ascii="Calibri" w:hAnsi="Calibri"/>
+          <w:b w:val="0"/>
+          <w:sz w:val="22"/>
+        </w:rPr>
+        <w:t>[ ] 4. Safe, kind, stay-in play</w:t>
+      </w:r>
+    </w:p>
+    <w:p>
+      <w:r>
+        <w:rPr>
+          <w:rFonts w:ascii="Calibri" w:hAnsi="Calibri"/>
+          <w:b w:val="0"/>
+          <w:sz w:val="22"/>
+        </w:rPr>
+        <w:t>Exit-ticket question (ask as the cool-down):</w:t>
+      </w:r>
+    </w:p>
+    <w:p>
+      <w:pPr>
+        <w:pStyle w:val="ListBullet"/>
+      </w:pPr>
+      <w:r>
+        <w:rPr>
+          <w:rFonts w:ascii="Calibri" w:hAnsi="Calibri"/>
+          <w:b/>
+          <w:sz w:val="22"/>
+        </w:rPr>
+        <w:t xml:space="preserve">Grades 1–2: </w:t>
+      </w:r>
+      <w:r>
+        <w:rPr>
+          <w:rFonts w:ascii="Calibri" w:hAnsi="Calibri"/>
+          <w:b w:val="0"/>
+          <w:sz w:val="22"/>
+        </w:rPr>
+        <w:t>Name one gym rule and one soccer rule. (Day 3 alternative: Which foot did more work?)</w:t>
+      </w:r>
+    </w:p>
+    <w:p>
+      <w:pPr>
+        <w:pStyle w:val="ListBullet"/>
+      </w:pPr>
+      <w:r>
+        <w:rPr>
+          <w:rFonts w:ascii="Calibri" w:hAnsi="Calibri"/>
+          <w:b/>
+          <w:sz w:val="22"/>
+        </w:rPr>
+        <w:t xml:space="preserve">Grades 3–4: </w:t>
+      </w:r>
+      <w:r>
+        <w:rPr>
+          <w:rFonts w:ascii="Calibri" w:hAnsi="Calibri"/>
+          <w:b w:val="0"/>
+          <w:sz w:val="22"/>
+        </w:rPr>
+        <w:t>Did you stand still after the pass? What did you do instead?</w:t>
+      </w:r>
+    </w:p>
+    <w:p>
+      <w:pPr>
+        <w:pStyle w:val="ListBullet"/>
+      </w:pPr>
+      <w:r>
+        <w:rPr>
+          <w:rFonts w:ascii="Calibri" w:hAnsi="Calibri"/>
+          <w:b/>
+          <w:sz w:val="22"/>
+        </w:rPr>
+        <w:t xml:space="preserve">Grades 5–6: </w:t>
+      </w:r>
+      <w:r>
+        <w:rPr>
+          <w:rFonts w:ascii="Calibri" w:hAnsi="Calibri"/>
+          <w:b w:val="0"/>
+          <w:sz w:val="22"/>
+        </w:rPr>
+        <w:t>Name one cue that helped a teammate.</w:t>
       </w:r>
     </w:p>
     <w:p>
@@ -603,110 +2096,6 @@
         <w:pStyle w:val="Heading2"/>
       </w:pPr>
       <w:r>
-        <w:t>Demo links</w:t>
-      </w:r>
-    </w:p>
-    <w:p>
-      <w:r>
-        <w:t xml:space="preserve">PhysEdGames: </w:t>
-      </w:r>
-      <w:r>
-        <w:rPr>
-          <w:color w:val="0556C6"/>
-          <w:u w:val="single"/>
-        </w:rPr>
-        <w:t>https://www.youtube.com/@physedgames</w:t>
-      </w:r>
-    </w:p>
-    <w:p>
-      <w:r>
-        <w:t xml:space="preserve">Knock ’em Downers: </w:t>
-      </w:r>
-      <w:r>
-        <w:rPr>
-          <w:color w:val="0556C6"/>
-          <w:u w:val="single"/>
-        </w:rPr>
-        <w:t>https://physedgames.com/knock-em-downers-pick-em-uppers/</w:t>
-      </w:r>
-    </w:p>
-    <w:p>
-      <w:r>
-        <w:t xml:space="preserve">Foosball Soccer: </w:t>
-      </w:r>
-      <w:r>
-        <w:rPr>
-          <w:color w:val="0556C6"/>
-          <w:u w:val="single"/>
-        </w:rPr>
-        <w:t>https://physedgames.com/foosball-soccer/</w:t>
-      </w:r>
-    </w:p>
-    <w:p>
-      <w:r>
-        <w:t xml:space="preserve">End Wall Soccer: </w:t>
-      </w:r>
-      <w:r>
-        <w:rPr>
-          <w:color w:val="0556C6"/>
-          <w:u w:val="single"/>
-        </w:rPr>
-        <w:t>https://www.youtube.com/watch?v=p1iFRDwnfnk</w:t>
-      </w:r>
-    </w:p>
-    <w:p>
-      <w:r>
-        <w:t xml:space="preserve">Coach Gelardi: </w:t>
-      </w:r>
-      <w:r>
-        <w:rPr>
-          <w:color w:val="0556C6"/>
-          <w:u w:val="single"/>
-        </w:rPr>
-        <w:t>https://www.youtube.com/@CoachGelardi</w:t>
-      </w:r>
-    </w:p>
-    <w:p>
-      <w:r>
-        <w:t xml:space="preserve">Freeze Dance warm-up: </w:t>
-      </w:r>
-      <w:r>
-        <w:rPr>
-          <w:color w:val="0556C6"/>
-          <w:u w:val="single"/>
-        </w:rPr>
-        <w:t>https://www.youtube.com/watch?v=uV9iBkdnokM</w:t>
-      </w:r>
-    </w:p>
-    <w:p>
-      <w:r>
-        <w:t xml:space="preserve">The Food Chain warm-up: </w:t>
-      </w:r>
-      <w:r>
-        <w:rPr>
-          <w:color w:val="0556C6"/>
-          <w:u w:val="single"/>
-        </w:rPr>
-        <w:t>https://www.youtube.com/watch?v=1Tt5yiI1SFc</w:t>
-      </w:r>
-    </w:p>
-    <w:p>
-      <w:r>
-        <w:t xml:space="preserve">Daly Exercise: </w:t>
-      </w:r>
-      <w:r>
-        <w:rPr>
-          <w:color w:val="0556C6"/>
-          <w:u w:val="single"/>
-        </w:rPr>
-        <w:t>https://www.youtube.com/@Daly-Exercise</w:t>
-      </w:r>
-    </w:p>
-    <w:p>
-      <w:pPr>
-        <w:pStyle w:val="Heading2"/>
-      </w:pPr>
-      <w:r>
         <w:t>Notes</w:t>
       </w:r>
     </w:p>
@@ -723,7 +2112,7 @@
         <w:rPr>
           <w:b w:val="0"/>
         </w:rPr>
-        <w:t>Next calendar bump: Wed Sept 30 = National Day for Truth and Reconciliation (no school).</w:t>
+        <w:t>Next calendar bump after this week: Wed Sept 30 = National Day for Truth and Reconciliation (no school).</w:t>
       </w:r>
     </w:p>
     <w:sectPr>

--- a/weekly-plans/PE-Weekly-Plan-Sept-8-11-2026-Soccer.docx
+++ b/weekly-plans/PE-Weekly-Plan-Sept-8-11-2026-Soccer.docx
@@ -161,198 +161,6 @@
       <w:r>
         <w:t>Head up when dribbling</w:t>
       </w:r>
-    </w:p>
-    <w:p>
-      <w:pPr>
-        <w:pStyle w:val="Heading2"/>
-      </w:pPr>
-      <w:r>
-        <w:t>Game &amp; activity links used this week</w:t>
-      </w:r>
-    </w:p>
-    <w:p>
-      <w:r>
-        <w:rPr>
-          <w:b w:val="0"/>
-        </w:rPr>
-        <w:t>Click any link for a demo or refresher:</w:t>
-      </w:r>
-    </w:p>
-    <w:p>
-      <w:r>
-        <w:t xml:space="preserve">Knock ’em Downers: </w:t>
-      </w:r>
-      <w:hyperlink r:id="rId12">
-        <w:r>
-          <w:rPr>
-            <w:color w:val="0563C1"/>
-            <w:u w:val="single"/>
-            <w:sz w:val="22"/>
-            <w:rFonts w:ascii="Calibri" w:hAnsi="Calibri"/>
-          </w:rPr>
-          <w:t>PhysEdGames — Knock ’em Downers</w:t>
-        </w:r>
-      </w:hyperlink>
-    </w:p>
-    <w:p>
-      <w:r>
-        <w:t xml:space="preserve">Foosball Soccer: </w:t>
-      </w:r>
-      <w:hyperlink r:id="rId13">
-        <w:r>
-          <w:rPr>
-            <w:color w:val="0563C1"/>
-            <w:u w:val="single"/>
-            <w:sz w:val="22"/>
-            <w:rFonts w:ascii="Calibri" w:hAnsi="Calibri"/>
-          </w:rPr>
-          <w:t>PhysEdGames — Foosball Soccer</w:t>
-        </w:r>
-      </w:hyperlink>
-    </w:p>
-    <w:p>
-      <w:r>
-        <w:t xml:space="preserve">Through the Gates / Sept playbook: </w:t>
-      </w:r>
-      <w:hyperlink r:id="rId11">
-        <w:r>
-          <w:rPr>
-            <w:color w:val="0563C1"/>
-            <w:u w:val="single"/>
-            <w:sz w:val="22"/>
-            <w:rFonts w:ascii="Calibri" w:hAnsi="Calibri"/>
-          </w:rPr>
-          <w:t>September month page</w:t>
-        </w:r>
-      </w:hyperlink>
-    </w:p>
-    <w:p>
-      <w:r>
-        <w:t xml:space="preserve">End Wall Soccer: </w:t>
-      </w:r>
-      <w:hyperlink r:id="rId14">
-        <w:r>
-          <w:rPr>
-            <w:color w:val="0563C1"/>
-            <w:u w:val="single"/>
-            <w:sz w:val="22"/>
-            <w:rFonts w:ascii="Calibri" w:hAnsi="Calibri"/>
-          </w:rPr>
-          <w:t>YouTube — End Wall Soccer</w:t>
-        </w:r>
-      </w:hyperlink>
-    </w:p>
-    <w:p>
-      <w:r>
-        <w:t xml:space="preserve">Rob the Nest: </w:t>
-      </w:r>
-      <w:hyperlink r:id="rId15">
-        <w:r>
-          <w:rPr>
-            <w:color w:val="0563C1"/>
-            <w:u w:val="single"/>
-            <w:sz w:val="22"/>
-            <w:rFonts w:ascii="Calibri" w:hAnsi="Calibri"/>
-          </w:rPr>
-          <w:t>YouTube — Rob the Nest</w:t>
-        </w:r>
-      </w:hyperlink>
-    </w:p>
-    <w:p>
-      <w:r>
-        <w:t xml:space="preserve">Freeze Dance warm-up (optional): </w:t>
-      </w:r>
-      <w:hyperlink r:id="rId16">
-        <w:r>
-          <w:rPr>
-            <w:color w:val="0563C1"/>
-            <w:u w:val="single"/>
-            <w:sz w:val="22"/>
-            <w:rFonts w:ascii="Calibri" w:hAnsi="Calibri"/>
-          </w:rPr>
-          <w:t>YouTube — Freeze Dance</w:t>
-        </w:r>
-      </w:hyperlink>
-    </w:p>
-    <w:p>
-      <w:r>
-        <w:t xml:space="preserve">The Food Chain warm-up (optional): </w:t>
-      </w:r>
-      <w:hyperlink r:id="rId17">
-        <w:r>
-          <w:rPr>
-            <w:color w:val="0563C1"/>
-            <w:u w:val="single"/>
-            <w:sz w:val="22"/>
-            <w:rFonts w:ascii="Calibri" w:hAnsi="Calibri"/>
-          </w:rPr>
-          <w:t>YouTube — The Food Chain</w:t>
-        </w:r>
-      </w:hyperlink>
-    </w:p>
-    <w:p>
-      <w:r>
-        <w:t xml:space="preserve">PhysEdGames channel: </w:t>
-      </w:r>
-      <w:hyperlink r:id="rId18">
-        <w:r>
-          <w:rPr>
-            <w:color w:val="0563C1"/>
-            <w:u w:val="single"/>
-            <w:sz w:val="22"/>
-            <w:rFonts w:ascii="Calibri" w:hAnsi="Calibri"/>
-          </w:rPr>
-          <w:t>@physedgames</w:t>
-        </w:r>
-      </w:hyperlink>
-    </w:p>
-    <w:p>
-      <w:r>
-        <w:t xml:space="preserve">Coach Gelardi: </w:t>
-      </w:r>
-      <w:hyperlink r:id="rId19">
-        <w:r>
-          <w:rPr>
-            <w:color w:val="0563C1"/>
-            <w:u w:val="single"/>
-            <w:sz w:val="22"/>
-            <w:rFonts w:ascii="Calibri" w:hAnsi="Calibri"/>
-          </w:rPr>
-          <w:t>@CoachGelardi</w:t>
-        </w:r>
-      </w:hyperlink>
-    </w:p>
-    <w:p>
-      <w:r>
-        <w:t xml:space="preserve">Prime Coaching Sport: </w:t>
-      </w:r>
-      <w:hyperlink r:id="rId20">
-        <w:r>
-          <w:rPr>
-            <w:color w:val="0563C1"/>
-            <w:u w:val="single"/>
-            <w:sz w:val="22"/>
-            <w:rFonts w:ascii="Calibri" w:hAnsi="Calibri"/>
-          </w:rPr>
-          <w:t>@PrimeCoachingSport</w:t>
-        </w:r>
-      </w:hyperlink>
-    </w:p>
-    <w:p>
-      <w:r>
-        <w:t xml:space="preserve">Daly Exercise: </w:t>
-      </w:r>
-      <w:hyperlink r:id="rId21">
-        <w:r>
-          <w:rPr>
-            <w:color w:val="0563C1"/>
-            <w:u w:val="single"/>
-            <w:sz w:val="22"/>
-            <w:rFonts w:ascii="Calibri" w:hAnsi="Calibri"/>
-          </w:rPr>
-          <w:t>@Daly-Exercise</w:t>
-        </w:r>
-      </w:hyperlink>
     </w:p>
     <w:p>
       <w:pPr>
